--- a/docs/Wilkipedia Team Handbook.docx
+++ b/docs/Wilkipedia Team Handbook.docx
@@ -27,7 +27,7 @@
           <w:color w:val="555555"/>
           <w:sz w:val="21"/>
         </w:rPr>
-        <w:t xml:space="preserve"> Founders: Ethan Liu (founder, final approver) and Jonathan (co-builder, reviewer)</w:t>
+        <w:t xml:space="preserve"> Founders: Ethan Liu (founder, final approver) and Jonathan Lee (co-founder, reviewer)</w:t>
       </w:r>
       <w:r>
         <w:br/>
